--- a/The Space.docx
+++ b/The Space.docx
@@ -782,7 +782,33 @@
           <w:kern w:val="0"/>
           <w14:ligatures w14:val="none"/>
         </w:rPr>
-        <w:t xml:space="preserve">air reduce the drag forces against the spacecraft and rockets. Fuel consumption are </w:t>
+        <w:t>air reduce the drag forces against the spacecraft and rockets</w:t>
+      </w:r>
+      <w:r>
+        <w:rPr>
+          <w:rFonts w:ascii="Arial" w:eastAsia="Times New Roman" w:hAnsi="Arial" w:cs="Arial"/>
+          <w:kern w:val="0"/>
+          <w14:ligatures w14:val="none"/>
+        </w:rPr>
+        <w:t xml:space="preserve">, the higher you fly the lesser the drag </w:t>
+      </w:r>
+      <w:proofErr w:type="spellStart"/>
+      <w:r>
+        <w:rPr>
+          <w:rFonts w:ascii="Arial" w:eastAsia="Times New Roman" w:hAnsi="Arial" w:cs="Arial"/>
+          <w:kern w:val="0"/>
+          <w14:ligatures w14:val="none"/>
+        </w:rPr>
+        <w:t>fource</w:t>
+      </w:r>
+      <w:proofErr w:type="spellEnd"/>
+      <w:r>
+        <w:rPr>
+          <w:rFonts w:ascii="Arial" w:eastAsia="Times New Roman" w:hAnsi="Arial" w:cs="Arial"/>
+          <w:kern w:val="0"/>
+          <w14:ligatures w14:val="none"/>
+        </w:rPr>
+        <w:t xml:space="preserve">. Fuel consumption are </w:t>
       </w:r>
       <w:r>
         <w:rPr>
@@ -917,10 +943,7 @@
         <w:t xml:space="preserve">At the height of 51,000 feet (15.5km), the spacecraft starts to ascend to the edge of the space, that is the height of </w:t>
       </w:r>
       <w:r>
-        <w:t>262,467 ft</w:t>
-      </w:r>
-      <w:r>
-        <w:t xml:space="preserve"> (80km)</w:t>
+        <w:t>262,467 ft (80km)</w:t>
       </w:r>
       <w:r>
         <w:t>. By this height you can feel weightless. How about Low Earth Orbit, can the spacecraft made to the Low Earth Orbit just like the International Space Station. Sure! Why? Because you are in the Space, in a vacuum environment, no friction, everything becomes easy. You just need to increase the speed to 7.8km/s and adjust the angle of the spacecraft, then shutdown the engine, due to Newton third law “Action and Reaction”, without friction and opposite force the spacecraft will fly straight to the Low Earth Orbit even if the engine is shutdown.</w:t>

--- a/The Space.docx
+++ b/The Space.docx
@@ -230,7 +230,21 @@
           <w:rFonts w:ascii="Arial" w:hAnsi="Arial" w:cs="Arial"/>
           <w:lang w:val="en-US"/>
         </w:rPr>
-        <w:t xml:space="preserve">Rockets are launched in a launching site not just select a place to launch. The answer to the problem is based on where you launch the Rockets or spacecraft. Rockets </w:t>
+        <w:t xml:space="preserve">Rockets are launched in a </w:t>
+      </w:r>
+      <w:r>
+        <w:rPr>
+          <w:rFonts w:ascii="Arial" w:hAnsi="Arial" w:cs="Arial"/>
+          <w:lang w:val="en-US"/>
+        </w:rPr>
+        <w:t xml:space="preserve">special </w:t>
+      </w:r>
+      <w:r>
+        <w:rPr>
+          <w:rFonts w:ascii="Arial" w:hAnsi="Arial" w:cs="Arial"/>
+          <w:lang w:val="en-US"/>
+        </w:rPr>
+        <w:t xml:space="preserve">launching site not just select a place to launch. The answer to the problem is based on where you launch the Rockets or spacecraft. Rockets </w:t>
       </w:r>
       <w:r>
         <w:rPr>
